--- a/public/resume/Daksh_Verma_Resume_2026.docx
+++ b/public/resume/Daksh_Verma_Resume_2026.docx
@@ -248,7 +248,7 @@
         <w:rPr>
           <w:b/>
         </w:rPr>
-        <w:t>Prokon Hi-Tech Website</w:t>
+        <w:t>Prokon Hi-Tech Website (2026)</w:t>
       </w:r>
     </w:p>
     <w:p>
@@ -269,7 +269,7 @@
         <w:rPr>
           <w:b/>
         </w:rPr>
-        <w:t>Prokon ERP / CRM</w:t>
+        <w:t>Prokon ERP / CRM (2026)</w:t>
       </w:r>
     </w:p>
     <w:p>
@@ -290,7 +290,7 @@
         <w:rPr>
           <w:b/>
         </w:rPr>
-        <w:t>SJS Retail Jewellery Suite</w:t>
+        <w:t>SJS Retail Jewellery Suite (2026)</w:t>
       </w:r>
       <w:r>
         <w:t xml:space="preserve"> — React · Supabase · Live: retailjewellery.netlify.app — Offline-first retail suite: billing, HUID tracking, PDF invoices; 20+ Vitest tests; used daily with no internet required.</w:t>
@@ -301,7 +301,7 @@
         <w:rPr>
           <w:b/>
         </w:rPr>
-        <w:t>Employee Attendance System</w:t>
+        <w:t>Employee Attendance System (2026)</w:t>
       </w:r>
       <w:r>
         <w:t xml:space="preserve"> — React · IndexedDB · Live: employeeattedance.netlify.app — Camera QR/barcode check-in (~1s scans), 3 role tiers, queued offline sync, Excel export; zero records lost offline.</w:t>
@@ -320,7 +320,7 @@
         <w:rPr>
           <w:b/>
         </w:rPr>
-        <w:t>Bachelor of Computer Applications — Artificial Intelligence</w:t>
+        <w:t>Bachelor of Computer Applications — AI</w:t>
       </w:r>
       <w:r>
         <w:t xml:space="preserve"> — Lingaya's Vidyapeeth, Faridabad · 2023 – 2026 · CGPA 9.0</w:t>
@@ -347,7 +347,22 @@
     </w:p>
     <w:p>
       <w:r>
-        <w:t>2026: Business Analysis Foundations (IIBA), Business Analysis Tools &amp; Techniques; 2025: SQL Server 2022 Admin (Microsoft Press), MS SQL Server Skills, Transact-SQL, Power BI Data Analysis + Reports &amp; Dashboards, SOAR AI Awareness (NASSCOM), MongoDB Basics (Credly); 2024: Business Intelligence (Infosys), OS Fundamentals (NPTEL IIT-KGP), Data Science, NumPy/Pandas ML (Udemy).</w:t>
+        <w:t>2026: Business Analysis Foundations: Strategy Analysis (LinkedIn Learning · IIBA-endorsed), Business Analysis: Essential Tools &amp; Techniques (LinkedIn Learning)</w:t>
+      </w:r>
+    </w:p>
+    <w:p>
+      <w:r>
+        <w:t>2025: SQL Server 2022 Administration (LinkedIn Learning · Microsoft Press), Advance Your MS SQL Server Skills (LinkedIn Learning), Introduction to Transact-SQL (LinkedIn Learning), Power BI for Data Analysis (Vodafone Idea Foundation), Build Reports &amp; Dashboards in Power BI (Vodafone Idea Foundation), SOAR — AI to be Aware (NSQF Level 2) (NASSCOM / NCVET), MongoDB Basics for Students (MongoDB · Credly)</w:t>
+      </w:r>
+    </w:p>
+    <w:p>
+      <w:r>
+        <w:t>2024: Introduction to Business Intelligence (Infosys Springboard), Operating System Fundamentals (NPTEL · IIT Kharagpur), Data Science Completion Course (Data Science Program), NumPy, SciPy, Matplotlib &amp; Pandas A–Z: ML (Udemy)</w:t>
+      </w:r>
+    </w:p>
+    <w:p>
+      <w:r>
+        <w:t>2023: Introduction to Microsoft Excel (Coursera)</w:t>
       </w:r>
     </w:p>
     <w:sectPr>
